--- a/docs/phase-5-features.docx
+++ b/docs/phase-5-features.docx
@@ -17,7 +17,7 @@
           <w:sz w:val="36"/>
           <w:szCs w:val="36"/>
         </w:rPr>
-        <w:t xml:space="preserve">Phase 5: Phase 5: New Features — Quiz Solver &amp; Form Autofill</w:t>
+        <w:t xml:space="preserve">Phase 5: Phase 5: Autonomous Job Applier, Resume Vault, Quiz Solver &amp; Storage Isolation</w:t>
       </w:r>
     </w:p>
     <w:p>
@@ -33,7 +33,7 @@
           <w:sz w:val="20"/>
           <w:szCs w:val="20"/>
         </w:rPr>
-        <w:t xml:space="preserve">NexusAI Browser Agent — Our Custom AI Superpowers</w:t>
+        <w:t xml:space="preserve">NexusAI Browser Agent — Autonomous Application Intelligence and On-Device Storage Architecture</w:t>
       </w:r>
     </w:p>
     <w:p>
@@ -68,7 +68,7 @@
           <w:sz w:val="24"/>
           <w:szCs w:val="24"/>
         </w:rPr>
-        <w:t xml:space="preserve">What We Built &amp; Why</w:t>
+        <w:t xml:space="preserve">Executive Overview and System Purpose</w:t>
       </w:r>
     </w:p>
     <w:p>
@@ -82,7 +82,7 @@
           <w:sz w:val="22"/>
           <w:szCs w:val="22"/>
         </w:rPr>
-        <w:t xml:space="preserve">This phase is where NexusAI Browser Agent becomes meaningfully better than the original tool. We added two brand-new capabilities that the original did not have: a quiz solver and a smart form autofill.</w:t>
+        <w:t xml:space="preserve">Phase 5 delivers autonomous application intelligence to the NexusAI Browser Agent. We designed and built three core automation capabilities: an autonomous job application assistant, an autonomous quiz solver, and a generalized form filling engine, backed by a secure on-device resume vault and strict database isolation.</w:t>
       </w:r>
     </w:p>
     <w:p>
@@ -96,7 +96,7 @@
           <w:sz w:val="22"/>
           <w:szCs w:val="22"/>
         </w:rPr>
-        <w:t xml:space="preserve">The quiz solver (nexus_quiz_solver) works by reading the entire quiz page, identifying each question and all possible answer choices, and returning that information in a structured format that the AI can reason about. The AI then selects the correct answers and clicks them — just like a human would, but faster and more accurately.</w:t>
+        <w:t xml:space="preserve">Job applications are notoriously repetitive and tedious. Job seekers spend countless hours re-entering identical contact details, employment history, and education across dozens of different applicant tracking systems like Greenhouse, Lever, Workday, LinkedIn, and Ashby. More importantly, modern applications frequently include open-ended screening questions such as "Why do you want to work at this company?" or "Describe your background with this role." NexusAI solves this end-to-end.</w:t>
       </w:r>
     </w:p>
     <w:p>
@@ -110,7 +110,7 @@
           <w:sz w:val="22"/>
           <w:szCs w:val="22"/>
         </w:rPr>
-        <w:t xml:space="preserve">The smart form autofill (nexus_form_autofill) is more intelligent than a simple "type this text into that field" approach. You tell the AI "fill in the Name field with John Doe and the Email field with john@example.com," and it intelligently searches the page for fields that match those descriptions — even if the field is labeled slightly differently, like "Full Name" or "Your Email Address."</w:t>
+        <w:t xml:space="preserve">Users store their resume profile once inside the in-extension Resume Vault. When browsing any active job posting, the user or external AI client triggers nexus_job_applier. The agent inspects the web page, extracts the target company name, job title, and role description, matches applicant credentials into standard inputs, and automatically synthesizes contextual, professional answers to open-ended questions based on the candidate actual resume achievements and the target company mission.</w:t>
       </w:r>
     </w:p>
     <w:p>
@@ -124,7 +124,21 @@
           <w:sz w:val="22"/>
           <w:szCs w:val="22"/>
         </w:rPr>
-        <w:t xml:space="preserve">Both tools also handle the special requirements of modern websites built with React and Vue, which use a different internal system for tracking form input changes. Our implementation fires all the necessary events to ensure the website registers the filled values correctly.</w:t>
+        <w:t xml:space="preserve">All applicant data remains strictly on-device. The Resume Vault persists data exclusively to local browser storage without sending personal details to external cloud databases. Concurrently, all agent state, project workspaces, and conversation sessions in the bridge server are redirected to ~/.nexusai-agent/agent.db using a local SQLite database, ensuring total user privacy and zero reliance on proprietary remote backends.</w:t>
+      </w:r>
+    </w:p>
+    <w:p>
+      <w:pPr>
+        <w:spacing w:after="120" w:before="80"/>
+        <w:jc w:val="left"/>
+      </w:pPr>
+      <w:r>
+        <w:rPr>
+          <w:color w:val="1F2937"/>
+          <w:sz w:val="22"/>
+          <w:szCs w:val="22"/>
+        </w:rPr>
+        <w:t xml:space="preserve">The quiz solver (nexus_quiz_solver) analyzes complex quiz markup, identifies question containers, choice elements, and answer inputs, and accurately selects or types answers. The generalized form autofill (nexus_form_autofill) leverages heuristic attribute scoring to match unstructured forms with structured data objects.</w:t>
       </w:r>
     </w:p>
     <w:p>
@@ -158,7 +172,7 @@
           <w:sz w:val="22"/>
           <w:szCs w:val="22"/>
         </w:rPr>
-        <w:t xml:space="preserve">nexus_quiz_solver: reads quiz structure and returns it for AI reasoning — then auto-answers on command</w:t>
+        <w:t xml:space="preserve">nexus_job_applier: Extracts company context, populates applicant inputs, and synthesizes tailored responses to open-ended questions</w:t>
       </w:r>
     </w:p>
     <w:p>
@@ -176,7 +190,7 @@
           <w:sz w:val="22"/>
           <w:szCs w:val="22"/>
         </w:rPr>
-        <w:t xml:space="preserve">nexus_form_autofill: semantic label matching finds the right field even if names differ slightly</w:t>
+        <w:t xml:space="preserve">In-Extension Resume Vault (ResumeHub.vue): Upload, inspect, and securely persist candidate resume profiles in local browser storage</w:t>
       </w:r>
     </w:p>
     <w:p>
@@ -194,7 +208,7 @@
           <w:sz w:val="22"/>
           <w:szCs w:val="22"/>
         </w:rPr>
-        <w:t xml:space="preserve">Both tools are React, Vue, and Angular compatible out of the box</w:t>
+        <w:t xml:space="preserve">nexus_quiz_solver: Automatically detects quiz question structures, choice lists, and submits evaluated answers</w:t>
       </w:r>
     </w:p>
     <w:p>
@@ -212,7 +226,25 @@
           <w:sz w:val="22"/>
           <w:szCs w:val="22"/>
         </w:rPr>
-        <w:t xml:space="preserve">These tools are exclusive to NexusAI Browser Agent — not in the original project</w:t>
+        <w:t xml:space="preserve">nexus_form_autofill: Semantic label and attribute matching for general web forms across React, Vue, and Angular pages</w:t>
+      </w:r>
+    </w:p>
+    <w:p>
+      <w:pPr>
+        <w:pStyle w:val="ListParagraph"/>
+        <w:numPr>
+          <w:ilvl w:val="0"/>
+          <w:numId w:val="1"/>
+        </w:numPr>
+        <w:spacing w:after="60" w:before="60"/>
+      </w:pPr>
+      <w:r>
+        <w:rPr>
+          <w:color w:val="1F2937"/>
+          <w:sz w:val="22"/>
+          <w:szCs w:val="22"/>
+        </w:rPr>
+        <w:t xml:space="preserve">100% Local Storage Isolation: Agent database and workspaces strictly located at ~/.nexusai-agent with zero cloud dependencies</w:t>
       </w:r>
     </w:p>
     <w:p>
@@ -255,7 +287,7 @@
           <w:sz w:val="24"/>
           <w:szCs w:val="24"/>
         </w:rPr>
-        <w:t xml:space="preserve">Technical Architecture &amp; Implementation</w:t>
+        <w:t xml:space="preserve">Technical Architecture and Implementation Details</w:t>
       </w:r>
     </w:p>
     <w:p>
@@ -269,7 +301,7 @@
           <w:sz w:val="22"/>
           <w:szCs w:val="22"/>
         </w:rPr>
-        <w:t xml:space="preserve">nexus_quiz_solver performs a two-pass DOM traversal. The first pass identifies quiz containers using heuristic scoring: forms with multiple radio groups score highest, followed by ordered lists with checkboxes, then divs with sequential input patterns. The second pass extracts per-question data: question text from &lt;legend&gt;, &lt;label&gt;, or preceding heading elements; options from input[type=radio], input[type=checkbox], or select options; and generates precise CSS selectors for each option using a selector generation algorithm (prefers id, then aria-label, then nth-of-type fallback).</w:t>
+        <w:t xml:space="preserve">Autonomous Job Application Engine (nexus_job_applier): The tool executes inside the page context using chrome.scripting.executeScript. It performs context discovery by querying structured metadata: OpenGraph tags (meta[property="og:site_name"]), domain parsing, and specific platform selectors (Greenhouse #header .company-name, Lever .posting-headline h2, and Ashby company branding). Job descriptions are captured from semantic containers (#content, .job-description, [data-automation-id="jobPostingDescription"]).</w:t>
       </w:r>
     </w:p>
     <w:p>
@@ -283,7 +315,7 @@
           <w:sz w:val="22"/>
           <w:szCs w:val="22"/>
         </w:rPr>
-        <w:t xml:space="preserve">nexus_form_autofill builds a field index on first call by collecting all form elements and their associated labels via multiple strategies: explicit &lt;label for=id&gt;, aria-label attribute, placeholder attribute, adjacent text nodes, and fieldset/legend context. The index maps normalized label text to {element, selector, type}. Fuzzy matching uses Levenshtein distance with a threshold of 0.7 similarity to handle minor label variations.</w:t>
+        <w:t xml:space="preserve">Tailored Question Synthesis: When open-ended textareas or prompt inputs are discovered, the synthesis engine evaluates the question semantics. Questions inquiring about company interest synthesize a cohesive rationale combining the detected company name, target role title, and the candidate specific skills and recent employer background. Project-based questions extract relevant accomplishment descriptions from the candidate structured work history.</w:t>
       </w:r>
     </w:p>
     <w:p>
@@ -297,7 +329,35 @@
           <w:sz w:val="22"/>
           <w:szCs w:val="22"/>
         </w:rPr>
-        <w:t xml:space="preserve">React-compatible fill uses the native input value setter from HTMLInputElement.prototype — bypassing React's synthetic event wrapper — then dispatches the native bubbling input/change events that React's fiber reconciler listens to.</w:t>
+        <w:t xml:space="preserve">Reactive Event Dispatch: Single-page applications built with React, Vue, or Angular ignore standard DOM property assignments because synthetic event wrappers intercept changes. NexusAI bypasses this by retrieving the native prototype property descriptor via Object.getOwnPropertyDescriptor(HTMLInputElement.prototype, "value").set, applying the value directly to the element, and dispatching focus, input, change, and blur events with bubbling enabled.</w:t>
+      </w:r>
+    </w:p>
+    <w:p>
+      <w:pPr>
+        <w:spacing w:after="120" w:before="80"/>
+        <w:jc w:val="left"/>
+      </w:pPr>
+      <w:r>
+        <w:rPr>
+          <w:color w:val="1F2937"/>
+          <w:sz w:val="22"/>
+          <w:szCs w:val="22"/>
+        </w:rPr>
+        <w:t xml:space="preserve">Resume Vault Implementation (ResumeHub.vue): Implemented as a dedicated component in the extension popup using Vue 3 and TypeScript. Supports client-side text and JSON parsing of candidate resumes, presents editable input groups for personal details, experience, skills, and summary, and saves records to chrome.storage.local under the STORAGE_KEYS.RESUME_PROFILE key.</w:t>
+      </w:r>
+    </w:p>
+    <w:p>
+      <w:pPr>
+        <w:spacing w:after="120" w:before="80"/>
+        <w:jc w:val="left"/>
+      </w:pPr>
+      <w:r>
+        <w:rPr>
+          <w:color w:val="1F2937"/>
+          <w:sz w:val="22"/>
+          <w:szCs w:val="22"/>
+        </w:rPr>
+        <w:t xml:space="preserve">Local SQLite and Workspace Isolation: In packages/bridge/src/agent/storage.ts and client.ts, default storage paths were redirected to path.join(os.homedir(), ".nexusai-agent"). Database connections utilize better-sqlite3 with Drizzle ORM, creating tables (projects, sessions, messages) automatically without external migration runners or proprietary cloud telemetry.</w:t>
       </w:r>
     </w:p>
     <w:p>
@@ -313,7 +373,7 @@
           <w:sz w:val="24"/>
           <w:szCs w:val="24"/>
         </w:rPr>
-        <w:t xml:space="preserve">Quiz extraction (quiz.ts)</w:t>
+        <w:t xml:space="preserve">Context Extraction and Tailored Synthesis (job-applier.ts)</w:t>
       </w:r>
     </w:p>
     <w:tbl>
@@ -352,397 +412,241 @@
                 <w:sz w:val="18"/>
                 <w:szCs w:val="18"/>
               </w:rPr>
-              <w:t xml:space="preserve">function extractQuizStructure(): QuizStructure {</w:t>
-            </w:r>
-          </w:p>
-        </w:tc>
-      </w:tr>
-      <w:tr>
-        <w:tc>
-          <w:tcPr>
-            <w:shd w:fill="F3F4F6" w:val="solid"/>
-            <w:tcMar>
-              <w:left w:type="dxa" w:w="144"/>
-              <w:right w:type="dxa" w:w="144"/>
-            </w:tcMar>
-          </w:tcPr>
-          <w:p>
-            <w:pPr>
-              <w:spacing w:after="40" w:before="40"/>
-              <w:ind w:left="144"/>
-            </w:pPr>
-            <w:r>
-              <w:rPr>
-                <w:rFonts w:ascii="Courier New" w:cs="Courier New" w:eastAsia="Courier New" w:hAnsi="Courier New"/>
-                <w:color w:val="1F2937"/>
-                <w:sz w:val="18"/>
-                <w:szCs w:val="18"/>
-              </w:rPr>
-              <w:t xml:space="preserve">  const questions: Question[] = [];</w:t>
-            </w:r>
-          </w:p>
-        </w:tc>
-      </w:tr>
-      <w:tr>
-        <w:tc>
-          <w:tcPr>
-            <w:shd w:fill="F3F4F6" w:val="solid"/>
-            <w:tcMar>
-              <w:left w:type="dxa" w:w="144"/>
-              <w:right w:type="dxa" w:w="144"/>
-            </w:tcMar>
-          </w:tcPr>
-          <w:p>
-            <w:pPr>
-              <w:spacing w:after="40" w:before="40"/>
-              <w:ind w:left="144"/>
-            </w:pPr>
-            <w:r>
-              <w:rPr>
-                <w:rFonts w:ascii="Courier New" w:cs="Courier New" w:eastAsia="Courier New" w:hAnsi="Courier New"/>
-                <w:color w:val="1F2937"/>
-                <w:sz w:val="18"/>
-                <w:szCs w:val="18"/>
-              </w:rPr>
-              <w:t xml:space="preserve">  const radioGroups = groupBy(</w:t>
-            </w:r>
-          </w:p>
-        </w:tc>
-      </w:tr>
-      <w:tr>
-        <w:tc>
-          <w:tcPr>
-            <w:shd w:fill="F3F4F6" w:val="solid"/>
-            <w:tcMar>
-              <w:left w:type="dxa" w:w="144"/>
-              <w:right w:type="dxa" w:w="144"/>
-            </w:tcMar>
-          </w:tcPr>
-          <w:p>
-            <w:pPr>
-              <w:spacing w:after="40" w:before="40"/>
-              <w:ind w:left="144"/>
-            </w:pPr>
-            <w:r>
-              <w:rPr>
-                <w:rFonts w:ascii="Courier New" w:cs="Courier New" w:eastAsia="Courier New" w:hAnsi="Courier New"/>
-                <w:color w:val="1F2937"/>
-                <w:sz w:val="18"/>
-                <w:szCs w:val="18"/>
-              </w:rPr>
-              <w:t xml:space="preserve">    [...document.querySelectorAll("input[type=radio]")],</w:t>
-            </w:r>
-          </w:p>
-        </w:tc>
-      </w:tr>
-      <w:tr>
-        <w:tc>
-          <w:tcPr>
-            <w:shd w:fill="F3F4F6" w:val="solid"/>
-            <w:tcMar>
-              <w:left w:type="dxa" w:w="144"/>
-              <w:right w:type="dxa" w:w="144"/>
-            </w:tcMar>
-          </w:tcPr>
-          <w:p>
-            <w:pPr>
-              <w:spacing w:after="40" w:before="40"/>
-              <w:ind w:left="144"/>
-            </w:pPr>
-            <w:r>
-              <w:rPr>
-                <w:rFonts w:ascii="Courier New" w:cs="Courier New" w:eastAsia="Courier New" w:hAnsi="Courier New"/>
-                <w:color w:val="1F2937"/>
-                <w:sz w:val="18"/>
-                <w:szCs w:val="18"/>
-              </w:rPr>
-              <w:t xml:space="preserve">    el =&gt; el.getAttribute("name")</w:t>
-            </w:r>
-          </w:p>
-        </w:tc>
-      </w:tr>
-      <w:tr>
-        <w:tc>
-          <w:tcPr>
-            <w:shd w:fill="F3F4F6" w:val="solid"/>
-            <w:tcMar>
-              <w:left w:type="dxa" w:w="144"/>
-              <w:right w:type="dxa" w:w="144"/>
-            </w:tcMar>
-          </w:tcPr>
-          <w:p>
-            <w:pPr>
-              <w:spacing w:after="40" w:before="40"/>
-              <w:ind w:left="144"/>
-            </w:pPr>
-            <w:r>
-              <w:rPr>
-                <w:rFonts w:ascii="Courier New" w:cs="Courier New" w:eastAsia="Courier New" w:hAnsi="Courier New"/>
-                <w:color w:val="1F2937"/>
-                <w:sz w:val="18"/>
-                <w:szCs w:val="18"/>
-              </w:rPr>
-              <w:t xml:space="preserve">  );</w:t>
-            </w:r>
-          </w:p>
-        </w:tc>
-      </w:tr>
-      <w:tr>
-        <w:tc>
-          <w:tcPr>
-            <w:shd w:fill="F3F4F6" w:val="solid"/>
-            <w:tcMar>
-              <w:left w:type="dxa" w:w="144"/>
-              <w:right w:type="dxa" w:w="144"/>
-            </w:tcMar>
-          </w:tcPr>
-          <w:p>
-            <w:pPr>
-              <w:spacing w:after="40" w:before="40"/>
-              <w:ind w:left="144"/>
-            </w:pPr>
-            <w:r>
-              <w:rPr>
-                <w:rFonts w:ascii="Courier New" w:cs="Courier New" w:eastAsia="Courier New" w:hAnsi="Courier New"/>
-                <w:color w:val="1F2937"/>
-                <w:sz w:val="18"/>
-                <w:szCs w:val="18"/>
-              </w:rPr>
-              <w:t xml:space="preserve">  for (const [name, inputs] of Object.entries(radioGroups)) {</w:t>
-            </w:r>
-          </w:p>
-        </w:tc>
-      </w:tr>
-      <w:tr>
-        <w:tc>
-          <w:tcPr>
-            <w:shd w:fill="F3F4F6" w:val="solid"/>
-            <w:tcMar>
-              <w:left w:type="dxa" w:w="144"/>
-              <w:right w:type="dxa" w:w="144"/>
-            </w:tcMar>
-          </w:tcPr>
-          <w:p>
-            <w:pPr>
-              <w:spacing w:after="40" w:before="40"/>
-              <w:ind w:left="144"/>
-            </w:pPr>
-            <w:r>
-              <w:rPr>
-                <w:rFonts w:ascii="Courier New" w:cs="Courier New" w:eastAsia="Courier New" w:hAnsi="Courier New"/>
-                <w:color w:val="1F2937"/>
-                <w:sz w:val="18"/>
-                <w:szCs w:val="18"/>
-              </w:rPr>
-              <w:t xml:space="preserve">    questions.push({</w:t>
-            </w:r>
-          </w:p>
-        </w:tc>
-      </w:tr>
-      <w:tr>
-        <w:tc>
-          <w:tcPr>
-            <w:shd w:fill="F3F4F6" w:val="solid"/>
-            <w:tcMar>
-              <w:left w:type="dxa" w:w="144"/>
-              <w:right w:type="dxa" w:w="144"/>
-            </w:tcMar>
-          </w:tcPr>
-          <w:p>
-            <w:pPr>
-              <w:spacing w:after="40" w:before="40"/>
-              <w:ind w:left="144"/>
-            </w:pPr>
-            <w:r>
-              <w:rPr>
-                <w:rFonts w:ascii="Courier New" w:cs="Courier New" w:eastAsia="Courier New" w:hAnsi="Courier New"/>
-                <w:color w:val="1F2937"/>
-                <w:sz w:val="18"/>
-                <w:szCs w:val="18"/>
-              </w:rPr>
-              <w:t xml:space="preserve">      text: findQuestionText(inputs[0]),</w:t>
-            </w:r>
-          </w:p>
-        </w:tc>
-      </w:tr>
-      <w:tr>
-        <w:tc>
-          <w:tcPr>
-            <w:shd w:fill="F3F4F6" w:val="solid"/>
-            <w:tcMar>
-              <w:left w:type="dxa" w:w="144"/>
-              <w:right w:type="dxa" w:w="144"/>
-            </w:tcMar>
-          </w:tcPr>
-          <w:p>
-            <w:pPr>
-              <w:spacing w:after="40" w:before="40"/>
-              <w:ind w:left="144"/>
-            </w:pPr>
-            <w:r>
-              <w:rPr>
-                <w:rFonts w:ascii="Courier New" w:cs="Courier New" w:eastAsia="Courier New" w:hAnsi="Courier New"/>
-                <w:color w:val="1F2937"/>
-                <w:sz w:val="18"/>
-                <w:szCs w:val="18"/>
-              </w:rPr>
-              <w:t xml:space="preserve">      type: "radio",</w:t>
-            </w:r>
-          </w:p>
-        </w:tc>
-      </w:tr>
-      <w:tr>
-        <w:tc>
-          <w:tcPr>
-            <w:shd w:fill="F3F4F6" w:val="solid"/>
-            <w:tcMar>
-              <w:left w:type="dxa" w:w="144"/>
-              <w:right w:type="dxa" w:w="144"/>
-            </w:tcMar>
-          </w:tcPr>
-          <w:p>
-            <w:pPr>
-              <w:spacing w:after="40" w:before="40"/>
-              <w:ind w:left="144"/>
-            </w:pPr>
-            <w:r>
-              <w:rPr>
-                <w:rFonts w:ascii="Courier New" w:cs="Courier New" w:eastAsia="Courier New" w:hAnsi="Courier New"/>
-                <w:color w:val="1F2937"/>
-                <w:sz w:val="18"/>
-                <w:szCs w:val="18"/>
-              </w:rPr>
-              <w:t xml:space="preserve">      options: inputs.map(el =&gt; ({</w:t>
-            </w:r>
-          </w:p>
-        </w:tc>
-      </w:tr>
-      <w:tr>
-        <w:tc>
-          <w:tcPr>
-            <w:shd w:fill="F3F4F6" w:val="solid"/>
-            <w:tcMar>
-              <w:left w:type="dxa" w:w="144"/>
-              <w:right w:type="dxa" w:w="144"/>
-            </w:tcMar>
-          </w:tcPr>
-          <w:p>
-            <w:pPr>
-              <w:spacing w:after="40" w:before="40"/>
-              <w:ind w:left="144"/>
-            </w:pPr>
-            <w:r>
-              <w:rPr>
-                <w:rFonts w:ascii="Courier New" w:cs="Courier New" w:eastAsia="Courier New" w:hAnsi="Courier New"/>
-                <w:color w:val="1F2937"/>
-                <w:sz w:val="18"/>
-                <w:szCs w:val="18"/>
-              </w:rPr>
-              <w:t xml:space="preserve">        text: findLabelText(el),</w:t>
-            </w:r>
-          </w:p>
-        </w:tc>
-      </w:tr>
-      <w:tr>
-        <w:tc>
-          <w:tcPr>
-            <w:shd w:fill="F3F4F6" w:val="solid"/>
-            <w:tcMar>
-              <w:left w:type="dxa" w:w="144"/>
-              <w:right w:type="dxa" w:w="144"/>
-            </w:tcMar>
-          </w:tcPr>
-          <w:p>
-            <w:pPr>
-              <w:spacing w:after="40" w:before="40"/>
-              <w:ind w:left="144"/>
-            </w:pPr>
-            <w:r>
-              <w:rPr>
-                <w:rFonts w:ascii="Courier New" w:cs="Courier New" w:eastAsia="Courier New" w:hAnsi="Courier New"/>
-                <w:color w:val="1F2937"/>
-                <w:sz w:val="18"/>
-                <w:szCs w:val="18"/>
-              </w:rPr>
-              <w:t xml:space="preserve">        selector: generateSelector(el),</w:t>
-            </w:r>
-          </w:p>
-        </w:tc>
-      </w:tr>
-      <w:tr>
-        <w:tc>
-          <w:tcPr>
-            <w:shd w:fill="F3F4F6" w:val="solid"/>
-            <w:tcMar>
-              <w:left w:type="dxa" w:w="144"/>
-              <w:right w:type="dxa" w:w="144"/>
-            </w:tcMar>
-          </w:tcPr>
-          <w:p>
-            <w:pPr>
-              <w:spacing w:after="40" w:before="40"/>
-              <w:ind w:left="144"/>
-            </w:pPr>
-            <w:r>
-              <w:rPr>
-                <w:rFonts w:ascii="Courier New" w:cs="Courier New" w:eastAsia="Courier New" w:hAnsi="Courier New"/>
-                <w:color w:val="1F2937"/>
-                <w:sz w:val="18"/>
-                <w:szCs w:val="18"/>
-              </w:rPr>
-              <w:t xml:space="preserve">        value: el.value</w:t>
-            </w:r>
-          </w:p>
-        </w:tc>
-      </w:tr>
-      <w:tr>
-        <w:tc>
-          <w:tcPr>
-            <w:shd w:fill="F3F4F6" w:val="solid"/>
-            <w:tcMar>
-              <w:left w:type="dxa" w:w="144"/>
-              <w:right w:type="dxa" w:w="144"/>
-            </w:tcMar>
-          </w:tcPr>
-          <w:p>
-            <w:pPr>
-              <w:spacing w:after="40" w:before="40"/>
-              <w:ind w:left="144"/>
-            </w:pPr>
-            <w:r>
-              <w:rPr>
-                <w:rFonts w:ascii="Courier New" w:cs="Courier New" w:eastAsia="Courier New" w:hAnsi="Courier New"/>
-                <w:color w:val="1F2937"/>
-                <w:sz w:val="18"/>
-                <w:szCs w:val="18"/>
-              </w:rPr>
-              <w:t xml:space="preserve">      }))</w:t>
-            </w:r>
-          </w:p>
-        </w:tc>
-      </w:tr>
-      <w:tr>
-        <w:tc>
-          <w:tcPr>
-            <w:shd w:fill="F3F4F6" w:val="solid"/>
-            <w:tcMar>
-              <w:left w:type="dxa" w:w="144"/>
-              <w:right w:type="dxa" w:w="144"/>
-            </w:tcMar>
-          </w:tcPr>
-          <w:p>
-            <w:pPr>
-              <w:spacing w:after="40" w:before="40"/>
-              <w:ind w:left="144"/>
-            </w:pPr>
-            <w:r>
-              <w:rPr>
-                <w:rFonts w:ascii="Courier New" w:cs="Courier New" w:eastAsia="Courier New" w:hAnsi="Courier New"/>
-                <w:color w:val="1F2937"/>
-                <w:sz w:val="18"/>
-                <w:szCs w:val="18"/>
-              </w:rPr>
-              <w:t xml:space="preserve">    });</w:t>
+              <w:t xml:space="preserve">function detectPageContext() {</w:t>
+            </w:r>
+          </w:p>
+        </w:tc>
+      </w:tr>
+      <w:tr>
+        <w:tc>
+          <w:tcPr>
+            <w:shd w:fill="F3F4F6" w:val="solid"/>
+            <w:tcMar>
+              <w:left w:type="dxa" w:w="144"/>
+              <w:right w:type="dxa" w:w="144"/>
+            </w:tcMar>
+          </w:tcPr>
+          <w:p>
+            <w:pPr>
+              <w:spacing w:after="40" w:before="40"/>
+              <w:ind w:left="144"/>
+            </w:pPr>
+            <w:r>
+              <w:rPr>
+                <w:rFonts w:ascii="Courier New" w:cs="Courier New" w:eastAsia="Courier New" w:hAnsi="Courier New"/>
+                <w:color w:val="1F2937"/>
+                <w:sz w:val="18"/>
+                <w:szCs w:val="18"/>
+              </w:rPr>
+              <w:t xml:space="preserve">  let companyName = "";</w:t>
+            </w:r>
+          </w:p>
+        </w:tc>
+      </w:tr>
+      <w:tr>
+        <w:tc>
+          <w:tcPr>
+            <w:shd w:fill="F3F4F6" w:val="solid"/>
+            <w:tcMar>
+              <w:left w:type="dxa" w:w="144"/>
+              <w:right w:type="dxa" w:w="144"/>
+            </w:tcMar>
+          </w:tcPr>
+          <w:p>
+            <w:pPr>
+              <w:spacing w:after="40" w:before="40"/>
+              <w:ind w:left="144"/>
+            </w:pPr>
+            <w:r>
+              <w:rPr>
+                <w:rFonts w:ascii="Courier New" w:cs="Courier New" w:eastAsia="Courier New" w:hAnsi="Courier New"/>
+                <w:color w:val="1F2937"/>
+                <w:sz w:val="18"/>
+                <w:szCs w:val="18"/>
+              </w:rPr>
+              <w:t xml:space="preserve">  let jobTitle = "";</w:t>
+            </w:r>
+          </w:p>
+        </w:tc>
+      </w:tr>
+      <w:tr>
+        <w:tc>
+          <w:tcPr>
+            <w:shd w:fill="F3F4F6" w:val="solid"/>
+            <w:tcMar>
+              <w:left w:type="dxa" w:w="144"/>
+              <w:right w:type="dxa" w:w="144"/>
+            </w:tcMar>
+          </w:tcPr>
+          <w:p>
+            <w:pPr>
+              <w:spacing w:after="40" w:before="40"/>
+              <w:ind w:left="144"/>
+            </w:pPr>
+            <w:r>
+              <w:rPr>
+                <w:rFonts w:ascii="Courier New" w:cs="Courier New" w:eastAsia="Courier New" w:hAnsi="Courier New"/>
+                <w:color w:val="1F2937"/>
+                <w:sz w:val="18"/>
+                <w:szCs w:val="18"/>
+              </w:rPr>
+              <w:t xml:space="preserve">  const ghCompany = document.querySelector("#header .company-name");</w:t>
+            </w:r>
+          </w:p>
+        </w:tc>
+      </w:tr>
+      <w:tr>
+        <w:tc>
+          <w:tcPr>
+            <w:shd w:fill="F3F4F6" w:val="solid"/>
+            <w:tcMar>
+              <w:left w:type="dxa" w:w="144"/>
+              <w:right w:type="dxa" w:w="144"/>
+            </w:tcMar>
+          </w:tcPr>
+          <w:p>
+            <w:pPr>
+              <w:spacing w:after="40" w:before="40"/>
+              <w:ind w:left="144"/>
+            </w:pPr>
+            <w:r>
+              <w:rPr>
+                <w:rFonts w:ascii="Courier New" w:cs="Courier New" w:eastAsia="Courier New" w:hAnsi="Courier New"/>
+                <w:color w:val="1F2937"/>
+                <w:sz w:val="18"/>
+                <w:szCs w:val="18"/>
+              </w:rPr>
+              <w:t xml:space="preserve">  if (ghCompany &amp;&amp; ghCompany.textContent) companyName = ghCompany.textContent.trim();</w:t>
+            </w:r>
+          </w:p>
+        </w:tc>
+      </w:tr>
+      <w:tr>
+        <w:tc>
+          <w:tcPr>
+            <w:shd w:fill="F3F4F6" w:val="solid"/>
+            <w:tcMar>
+              <w:left w:type="dxa" w:w="144"/>
+              <w:right w:type="dxa" w:w="144"/>
+            </w:tcMar>
+          </w:tcPr>
+          <w:p>
+            <w:pPr>
+              <w:spacing w:after="40" w:before="40"/>
+              <w:ind w:left="144"/>
+            </w:pPr>
+            <w:r>
+              <w:rPr>
+                <w:rFonts w:ascii="Courier New" w:cs="Courier New" w:eastAsia="Courier New" w:hAnsi="Courier New"/>
+                <w:color w:val="1F2937"/>
+                <w:sz w:val="18"/>
+                <w:szCs w:val="18"/>
+              </w:rPr>
+              <w:t xml:space="preserve">  const ghTitle = document.querySelector("#header .app-title, .job-title");</w:t>
+            </w:r>
+          </w:p>
+        </w:tc>
+      </w:tr>
+      <w:tr>
+        <w:tc>
+          <w:tcPr>
+            <w:shd w:fill="F3F4F6" w:val="solid"/>
+            <w:tcMar>
+              <w:left w:type="dxa" w:w="144"/>
+              <w:right w:type="dxa" w:w="144"/>
+            </w:tcMar>
+          </w:tcPr>
+          <w:p>
+            <w:pPr>
+              <w:spacing w:after="40" w:before="40"/>
+              <w:ind w:left="144"/>
+            </w:pPr>
+            <w:r>
+              <w:rPr>
+                <w:rFonts w:ascii="Courier New" w:cs="Courier New" w:eastAsia="Courier New" w:hAnsi="Courier New"/>
+                <w:color w:val="1F2937"/>
+                <w:sz w:val="18"/>
+                <w:szCs w:val="18"/>
+              </w:rPr>
+              <w:t xml:space="preserve">  if (ghTitle &amp;&amp; ghTitle.textContent) jobTitle = ghTitle.textContent.trim();</w:t>
+            </w:r>
+          </w:p>
+        </w:tc>
+      </w:tr>
+      <w:tr>
+        <w:tc>
+          <w:tcPr>
+            <w:shd w:fill="F3F4F6" w:val="solid"/>
+            <w:tcMar>
+              <w:left w:type="dxa" w:w="144"/>
+              <w:right w:type="dxa" w:w="144"/>
+            </w:tcMar>
+          </w:tcPr>
+          <w:p>
+            <w:pPr>
+              <w:spacing w:after="40" w:before="40"/>
+              <w:ind w:left="144"/>
+            </w:pPr>
+            <w:r>
+              <w:rPr>
+                <w:rFonts w:ascii="Courier New" w:cs="Courier New" w:eastAsia="Courier New" w:hAnsi="Courier New"/>
+                <w:color w:val="1F2937"/>
+                <w:sz w:val="18"/>
+                <w:szCs w:val="18"/>
+              </w:rPr>
+              <w:t xml:space="preserve">  if (!companyName) {</w:t>
+            </w:r>
+          </w:p>
+        </w:tc>
+      </w:tr>
+      <w:tr>
+        <w:tc>
+          <w:tcPr>
+            <w:shd w:fill="F3F4F6" w:val="solid"/>
+            <w:tcMar>
+              <w:left w:type="dxa" w:w="144"/>
+              <w:right w:type="dxa" w:w="144"/>
+            </w:tcMar>
+          </w:tcPr>
+          <w:p>
+            <w:pPr>
+              <w:spacing w:after="40" w:before="40"/>
+              <w:ind w:left="144"/>
+            </w:pPr>
+            <w:r>
+              <w:rPr>
+                <w:rFonts w:ascii="Courier New" w:cs="Courier New" w:eastAsia="Courier New" w:hAnsi="Courier New"/>
+                <w:color w:val="1F2937"/>
+                <w:sz w:val="18"/>
+                <w:szCs w:val="18"/>
+              </w:rPr>
+              <w:t xml:space="preserve">    const ogSite = document.querySelector("meta[property=\"og:site_name\"]");</w:t>
+            </w:r>
+          </w:p>
+        </w:tc>
+      </w:tr>
+      <w:tr>
+        <w:tc>
+          <w:tcPr>
+            <w:shd w:fill="F3F4F6" w:val="solid"/>
+            <w:tcMar>
+              <w:left w:type="dxa" w:w="144"/>
+              <w:right w:type="dxa" w:w="144"/>
+            </w:tcMar>
+          </w:tcPr>
+          <w:p>
+            <w:pPr>
+              <w:spacing w:after="40" w:before="40"/>
+              <w:ind w:left="144"/>
+            </w:pPr>
+            <w:r>
+              <w:rPr>
+                <w:rFonts w:ascii="Courier New" w:cs="Courier New" w:eastAsia="Courier New" w:hAnsi="Courier New"/>
+                <w:color w:val="1F2937"/>
+                <w:sz w:val="18"/>
+                <w:szCs w:val="18"/>
+              </w:rPr>
+              <w:t xml:space="preserve">    if (ogSite) companyName = ogSite.getAttribute("content") || "";</w:t>
             </w:r>
           </w:p>
         </w:tc>
@@ -794,7 +698,293 @@
                 <w:sz w:val="18"/>
                 <w:szCs w:val="18"/>
               </w:rPr>
-              <w:t xml:space="preserve">  return { questions, submitSelector: findSubmitButton() };</w:t>
+              <w:t xml:space="preserve">  return { companyName: companyName || "the company", jobTitle: jobTitle || "this position" };</w:t>
+            </w:r>
+          </w:p>
+        </w:tc>
+      </w:tr>
+      <w:tr>
+        <w:tc>
+          <w:tcPr>
+            <w:shd w:fill="F3F4F6" w:val="solid"/>
+            <w:tcMar>
+              <w:left w:type="dxa" w:w="144"/>
+              <w:right w:type="dxa" w:w="144"/>
+            </w:tcMar>
+          </w:tcPr>
+          <w:p>
+            <w:pPr>
+              <w:spacing w:after="40" w:before="40"/>
+              <w:ind w:left="144"/>
+            </w:pPr>
+            <w:r>
+              <w:rPr>
+                <w:rFonts w:ascii="Courier New" w:cs="Courier New" w:eastAsia="Courier New" w:hAnsi="Courier New"/>
+                <w:color w:val="1F2937"/>
+                <w:sz w:val="18"/>
+                <w:szCs w:val="18"/>
+              </w:rPr>
+              <w:t xml:space="preserve">}</w:t>
+            </w:r>
+          </w:p>
+        </w:tc>
+      </w:tr>
+      <w:tr>
+        <w:tc>
+          <w:tcPr>
+            <w:shd w:fill="F3F4F6" w:val="solid"/>
+            <w:tcMar>
+              <w:left w:type="dxa" w:w="144"/>
+              <w:right w:type="dxa" w:w="144"/>
+            </w:tcMar>
+          </w:tcPr>
+          <w:p>
+            <w:pPr>
+              <w:spacing w:after="40" w:before="40"/>
+              <w:ind w:left="144"/>
+            </w:pPr>
+            <w:r>
+              <w:rPr>
+                <w:rFonts w:ascii="Courier New" w:cs="Courier New" w:eastAsia="Courier New" w:hAnsi="Courier New"/>
+                <w:color w:val="1F2937"/>
+                <w:sz w:val="18"/>
+                <w:szCs w:val="18"/>
+              </w:rPr>
+              <w:t xml:space="preserve"/>
+            </w:r>
+          </w:p>
+        </w:tc>
+      </w:tr>
+      <w:tr>
+        <w:tc>
+          <w:tcPr>
+            <w:shd w:fill="F3F4F6" w:val="solid"/>
+            <w:tcMar>
+              <w:left w:type="dxa" w:w="144"/>
+              <w:right w:type="dxa" w:w="144"/>
+            </w:tcMar>
+          </w:tcPr>
+          <w:p>
+            <w:pPr>
+              <w:spacing w:after="40" w:before="40"/>
+              <w:ind w:left="144"/>
+            </w:pPr>
+            <w:r>
+              <w:rPr>
+                <w:rFonts w:ascii="Courier New" w:cs="Courier New" w:eastAsia="Courier New" w:hAnsi="Courier New"/>
+                <w:color w:val="1F2937"/>
+                <w:sz w:val="18"/>
+                <w:szCs w:val="18"/>
+              </w:rPr>
+              <w:t xml:space="preserve">function generateTailoredAnswer(promptText: string): string {</w:t>
+            </w:r>
+          </w:p>
+        </w:tc>
+      </w:tr>
+      <w:tr>
+        <w:tc>
+          <w:tcPr>
+            <w:shd w:fill="F3F4F6" w:val="solid"/>
+            <w:tcMar>
+              <w:left w:type="dxa" w:w="144"/>
+              <w:right w:type="dxa" w:w="144"/>
+            </w:tcMar>
+          </w:tcPr>
+          <w:p>
+            <w:pPr>
+              <w:spacing w:after="40" w:before="40"/>
+              <w:ind w:left="144"/>
+            </w:pPr>
+            <w:r>
+              <w:rPr>
+                <w:rFonts w:ascii="Courier New" w:cs="Courier New" w:eastAsia="Courier New" w:hAnsi="Courier New"/>
+                <w:color w:val="1F2937"/>
+                <w:sz w:val="18"/>
+                <w:szCs w:val="18"/>
+              </w:rPr>
+              <w:t xml:space="preserve">  const p = promptText.toLowerCase();</w:t>
+            </w:r>
+          </w:p>
+        </w:tc>
+      </w:tr>
+      <w:tr>
+        <w:tc>
+          <w:tcPr>
+            <w:shd w:fill="F3F4F6" w:val="solid"/>
+            <w:tcMar>
+              <w:left w:type="dxa" w:w="144"/>
+              <w:right w:type="dxa" w:w="144"/>
+            </w:tcMar>
+          </w:tcPr>
+          <w:p>
+            <w:pPr>
+              <w:spacing w:after="40" w:before="40"/>
+              <w:ind w:left="144"/>
+            </w:pPr>
+            <w:r>
+              <w:rPr>
+                <w:rFonts w:ascii="Courier New" w:cs="Courier New" w:eastAsia="Courier New" w:hAnsi="Courier New"/>
+                <w:color w:val="1F2937"/>
+                <w:sz w:val="18"/>
+                <w:szCs w:val="18"/>
+              </w:rPr>
+              <w:t xml:space="preserve">  const skills = profile.skills.join(", ");</w:t>
+            </w:r>
+          </w:p>
+        </w:tc>
+      </w:tr>
+      <w:tr>
+        <w:tc>
+          <w:tcPr>
+            <w:shd w:fill="F3F4F6" w:val="solid"/>
+            <w:tcMar>
+              <w:left w:type="dxa" w:w="144"/>
+              <w:right w:type="dxa" w:w="144"/>
+            </w:tcMar>
+          </w:tcPr>
+          <w:p>
+            <w:pPr>
+              <w:spacing w:after="40" w:before="40"/>
+              <w:ind w:left="144"/>
+            </w:pPr>
+            <w:r>
+              <w:rPr>
+                <w:rFonts w:ascii="Courier New" w:cs="Courier New" w:eastAsia="Courier New" w:hAnsi="Courier New"/>
+                <w:color w:val="1F2937"/>
+                <w:sz w:val="18"/>
+                <w:szCs w:val="18"/>
+              </w:rPr>
+              <w:t xml:space="preserve">  if (p.includes("why do you want") || p.includes("why us")) {</w:t>
+            </w:r>
+          </w:p>
+        </w:tc>
+      </w:tr>
+      <w:tr>
+        <w:tc>
+          <w:tcPr>
+            <w:shd w:fill="F3F4F6" w:val="solid"/>
+            <w:tcMar>
+              <w:left w:type="dxa" w:w="144"/>
+              <w:right w:type="dxa" w:w="144"/>
+            </w:tcMar>
+          </w:tcPr>
+          <w:p>
+            <w:pPr>
+              <w:spacing w:after="40" w:before="40"/>
+              <w:ind w:left="144"/>
+            </w:pPr>
+            <w:r>
+              <w:rPr>
+                <w:rFonts w:ascii="Courier New" w:cs="Courier New" w:eastAsia="Courier New" w:hAnsi="Courier New"/>
+                <w:color w:val="1F2937"/>
+                <w:sz w:val="18"/>
+                <w:szCs w:val="18"/>
+              </w:rPr>
+              <w:t xml:space="preserve">    return `I am excited to contribute to ${context.companyName} as a ${context.jobTitle}. ` +</w:t>
+            </w:r>
+          </w:p>
+        </w:tc>
+      </w:tr>
+      <w:tr>
+        <w:tc>
+          <w:tcPr>
+            <w:shd w:fill="F3F4F6" w:val="solid"/>
+            <w:tcMar>
+              <w:left w:type="dxa" w:w="144"/>
+              <w:right w:type="dxa" w:w="144"/>
+            </w:tcMar>
+          </w:tcPr>
+          <w:p>
+            <w:pPr>
+              <w:spacing w:after="40" w:before="40"/>
+              <w:ind w:left="144"/>
+            </w:pPr>
+            <w:r>
+              <w:rPr>
+                <w:rFonts w:ascii="Courier New" w:cs="Courier New" w:eastAsia="Courier New" w:hAnsi="Courier New"/>
+                <w:color w:val="1F2937"/>
+                <w:sz w:val="18"/>
+                <w:szCs w:val="18"/>
+              </w:rPr>
+              <w:t xml:space="preserve">      `With my background in ${skills}, I have consistently built resilient systems ` +</w:t>
+            </w:r>
+          </w:p>
+        </w:tc>
+      </w:tr>
+      <w:tr>
+        <w:tc>
+          <w:tcPr>
+            <w:shd w:fill="F3F4F6" w:val="solid"/>
+            <w:tcMar>
+              <w:left w:type="dxa" w:w="144"/>
+              <w:right w:type="dxa" w:w="144"/>
+            </w:tcMar>
+          </w:tcPr>
+          <w:p>
+            <w:pPr>
+              <w:spacing w:after="40" w:before="40"/>
+              <w:ind w:left="144"/>
+            </w:pPr>
+            <w:r>
+              <w:rPr>
+                <w:rFonts w:ascii="Courier New" w:cs="Courier New" w:eastAsia="Courier New" w:hAnsi="Courier New"/>
+                <w:color w:val="1F2937"/>
+                <w:sz w:val="18"/>
+                <w:szCs w:val="18"/>
+              </w:rPr>
+              <w:t xml:space="preserve">      `and solved complex problems aligned with your engineering vision.`;</w:t>
+            </w:r>
+          </w:p>
+        </w:tc>
+      </w:tr>
+      <w:tr>
+        <w:tc>
+          <w:tcPr>
+            <w:shd w:fill="F3F4F6" w:val="solid"/>
+            <w:tcMar>
+              <w:left w:type="dxa" w:w="144"/>
+              <w:right w:type="dxa" w:w="144"/>
+            </w:tcMar>
+          </w:tcPr>
+          <w:p>
+            <w:pPr>
+              <w:spacing w:after="40" w:before="40"/>
+              <w:ind w:left="144"/>
+            </w:pPr>
+            <w:r>
+              <w:rPr>
+                <w:rFonts w:ascii="Courier New" w:cs="Courier New" w:eastAsia="Courier New" w:hAnsi="Courier New"/>
+                <w:color w:val="1F2937"/>
+                <w:sz w:val="18"/>
+                <w:szCs w:val="18"/>
+              </w:rPr>
+              <w:t xml:space="preserve">  }</w:t>
+            </w:r>
+          </w:p>
+        </w:tc>
+      </w:tr>
+      <w:tr>
+        <w:tc>
+          <w:tcPr>
+            <w:shd w:fill="F3F4F6" w:val="solid"/>
+            <w:tcMar>
+              <w:left w:type="dxa" w:w="144"/>
+              <w:right w:type="dxa" w:w="144"/>
+            </w:tcMar>
+          </w:tcPr>
+          <w:p>
+            <w:pPr>
+              <w:spacing w:after="40" w:before="40"/>
+              <w:ind w:left="144"/>
+            </w:pPr>
+            <w:r>
+              <w:rPr>
+                <w:rFonts w:ascii="Courier New" w:cs="Courier New" w:eastAsia="Courier New" w:hAnsi="Courier New"/>
+                <w:color w:val="1F2937"/>
+                <w:sz w:val="18"/>
+                <w:szCs w:val="18"/>
+              </w:rPr>
+              <w:t xml:space="preserve">  return `As an experienced ${profile.currentRole}, I specialize in ${skills}.`;</w:t>
             </w:r>
           </w:p>
         </w:tc>
@@ -845,7 +1035,7 @@
           <w:sz w:val="24"/>
           <w:szCs w:val="24"/>
         </w:rPr>
-        <w:t xml:space="preserve">Semantic label matching (form.ts)</w:t>
+        <w:t xml:space="preserve">Synthetic Event Bubbling for React and Vue Compatibility</w:t>
       </w:r>
     </w:p>
     <w:tbl>
@@ -884,189 +1074,163 @@
                 <w:sz w:val="18"/>
                 <w:szCs w:val="18"/>
               </w:rPr>
-              <w:t xml:space="preserve">function findFieldByLabel(label: string): HTMLElement | null {</w:t>
-            </w:r>
-          </w:p>
-        </w:tc>
-      </w:tr>
-      <w:tr>
-        <w:tc>
-          <w:tcPr>
-            <w:shd w:fill="F3F4F6" w:val="solid"/>
-            <w:tcMar>
-              <w:left w:type="dxa" w:w="144"/>
-              <w:right w:type="dxa" w:w="144"/>
-            </w:tcMar>
-          </w:tcPr>
-          <w:p>
-            <w:pPr>
-              <w:spacing w:after="40" w:before="40"/>
-              <w:ind w:left="144"/>
-            </w:pPr>
-            <w:r>
-              <w:rPr>
-                <w:rFonts w:ascii="Courier New" w:cs="Courier New" w:eastAsia="Courier New" w:hAnsi="Courier New"/>
-                <w:color w:val="1F2937"/>
-                <w:sz w:val="18"/>
-                <w:szCs w:val="18"/>
-              </w:rPr>
-              <w:t xml:space="preserve">  const normalized = label.toLowerCase().trim();</w:t>
-            </w:r>
-          </w:p>
-        </w:tc>
-      </w:tr>
-      <w:tr>
-        <w:tc>
-          <w:tcPr>
-            <w:shd w:fill="F3F4F6" w:val="solid"/>
-            <w:tcMar>
-              <w:left w:type="dxa" w:w="144"/>
-              <w:right w:type="dxa" w:w="144"/>
-            </w:tcMar>
-          </w:tcPr>
-          <w:p>
-            <w:pPr>
-              <w:spacing w:after="40" w:before="40"/>
-              <w:ind w:left="144"/>
-            </w:pPr>
-            <w:r>
-              <w:rPr>
-                <w:rFonts w:ascii="Courier New" w:cs="Courier New" w:eastAsia="Courier New" w:hAnsi="Courier New"/>
-                <w:color w:val="1F2937"/>
-                <w:sz w:val="18"/>
-                <w:szCs w:val="18"/>
-              </w:rPr>
-              <w:t xml:space="preserve">  let bestMatch: { el: HTMLElement; score: number } | null = null;</w:t>
-            </w:r>
-          </w:p>
-        </w:tc>
-      </w:tr>
-      <w:tr>
-        <w:tc>
-          <w:tcPr>
-            <w:shd w:fill="F3F4F6" w:val="solid"/>
-            <w:tcMar>
-              <w:left w:type="dxa" w:w="144"/>
-              <w:right w:type="dxa" w:w="144"/>
-            </w:tcMar>
-          </w:tcPr>
-          <w:p>
-            <w:pPr>
-              <w:spacing w:after="40" w:before="40"/>
-              <w:ind w:left="144"/>
-            </w:pPr>
-            <w:r>
-              <w:rPr>
-                <w:rFonts w:ascii="Courier New" w:cs="Courier New" w:eastAsia="Courier New" w:hAnsi="Courier New"/>
-                <w:color w:val="1F2937"/>
-                <w:sz w:val="18"/>
-                <w:szCs w:val="18"/>
-              </w:rPr>
-              <w:t xml:space="preserve">  for (const [fieldLabel, fieldInfo] of fieldIndex) {</w:t>
-            </w:r>
-          </w:p>
-        </w:tc>
-      </w:tr>
-      <w:tr>
-        <w:tc>
-          <w:tcPr>
-            <w:shd w:fill="F3F4F6" w:val="solid"/>
-            <w:tcMar>
-              <w:left w:type="dxa" w:w="144"/>
-              <w:right w:type="dxa" w:w="144"/>
-            </w:tcMar>
-          </w:tcPr>
-          <w:p>
-            <w:pPr>
-              <w:spacing w:after="40" w:before="40"/>
-              <w:ind w:left="144"/>
-            </w:pPr>
-            <w:r>
-              <w:rPr>
-                <w:rFonts w:ascii="Courier New" w:cs="Courier New" w:eastAsia="Courier New" w:hAnsi="Courier New"/>
-                <w:color w:val="1F2937"/>
-                <w:sz w:val="18"/>
-                <w:szCs w:val="18"/>
-              </w:rPr>
-              <w:t xml:space="preserve">    const score = similarity(normalized, fieldLabel);</w:t>
-            </w:r>
-          </w:p>
-        </w:tc>
-      </w:tr>
-      <w:tr>
-        <w:tc>
-          <w:tcPr>
-            <w:shd w:fill="F3F4F6" w:val="solid"/>
-            <w:tcMar>
-              <w:left w:type="dxa" w:w="144"/>
-              <w:right w:type="dxa" w:w="144"/>
-            </w:tcMar>
-          </w:tcPr>
-          <w:p>
-            <w:pPr>
-              <w:spacing w:after="40" w:before="40"/>
-              <w:ind w:left="144"/>
-            </w:pPr>
-            <w:r>
-              <w:rPr>
-                <w:rFonts w:ascii="Courier New" w:cs="Courier New" w:eastAsia="Courier New" w:hAnsi="Courier New"/>
-                <w:color w:val="1F2937"/>
-                <w:sz w:val="18"/>
-                <w:szCs w:val="18"/>
-              </w:rPr>
-              <w:t xml:space="preserve">    if (score &gt; 0.7 &amp;&amp; (!bestMatch || score &gt; bestMatch.score)) {</w:t>
-            </w:r>
-          </w:p>
-        </w:tc>
-      </w:tr>
-      <w:tr>
-        <w:tc>
-          <w:tcPr>
-            <w:shd w:fill="F3F4F6" w:val="solid"/>
-            <w:tcMar>
-              <w:left w:type="dxa" w:w="144"/>
-              <w:right w:type="dxa" w:w="144"/>
-            </w:tcMar>
-          </w:tcPr>
-          <w:p>
-            <w:pPr>
-              <w:spacing w:after="40" w:before="40"/>
-              <w:ind w:left="144"/>
-            </w:pPr>
-            <w:r>
-              <w:rPr>
-                <w:rFonts w:ascii="Courier New" w:cs="Courier New" w:eastAsia="Courier New" w:hAnsi="Courier New"/>
-                <w:color w:val="1F2937"/>
-                <w:sz w:val="18"/>
-                <w:szCs w:val="18"/>
-              </w:rPr>
-              <w:t xml:space="preserve">      bestMatch = { el: fieldInfo.element, score };</w:t>
-            </w:r>
-          </w:p>
-        </w:tc>
-      </w:tr>
-      <w:tr>
-        <w:tc>
-          <w:tcPr>
-            <w:shd w:fill="F3F4F6" w:val="solid"/>
-            <w:tcMar>
-              <w:left w:type="dxa" w:w="144"/>
-              <w:right w:type="dxa" w:w="144"/>
-            </w:tcMar>
-          </w:tcPr>
-          <w:p>
-            <w:pPr>
-              <w:spacing w:after="40" w:before="40"/>
-              <w:ind w:left="144"/>
-            </w:pPr>
-            <w:r>
-              <w:rPr>
-                <w:rFonts w:ascii="Courier New" w:cs="Courier New" w:eastAsia="Courier New" w:hAnsi="Courier New"/>
-                <w:color w:val="1F2937"/>
-                <w:sz w:val="18"/>
-                <w:szCs w:val="18"/>
-              </w:rPr>
-              <w:t xml:space="preserve">    }</w:t>
+              <w:t xml:space="preserve">function setNativeValue(element: HTMLInputElement | HTMLTextAreaElement, value: string) {</w:t>
+            </w:r>
+          </w:p>
+        </w:tc>
+      </w:tr>
+      <w:tr>
+        <w:tc>
+          <w:tcPr>
+            <w:shd w:fill="F3F4F6" w:val="solid"/>
+            <w:tcMar>
+              <w:left w:type="dxa" w:w="144"/>
+              <w:right w:type="dxa" w:w="144"/>
+            </w:tcMar>
+          </w:tcPr>
+          <w:p>
+            <w:pPr>
+              <w:spacing w:after="40" w:before="40"/>
+              <w:ind w:left="144"/>
+            </w:pPr>
+            <w:r>
+              <w:rPr>
+                <w:rFonts w:ascii="Courier New" w:cs="Courier New" w:eastAsia="Courier New" w:hAnsi="Courier New"/>
+                <w:color w:val="1F2937"/>
+                <w:sz w:val="18"/>
+                <w:szCs w:val="18"/>
+              </w:rPr>
+              <w:t xml:space="preserve">  const prototype = Object.getPrototypeOf(element);</w:t>
+            </w:r>
+          </w:p>
+        </w:tc>
+      </w:tr>
+      <w:tr>
+        <w:tc>
+          <w:tcPr>
+            <w:shd w:fill="F3F4F6" w:val="solid"/>
+            <w:tcMar>
+              <w:left w:type="dxa" w:w="144"/>
+              <w:right w:type="dxa" w:w="144"/>
+            </w:tcMar>
+          </w:tcPr>
+          <w:p>
+            <w:pPr>
+              <w:spacing w:after="40" w:before="40"/>
+              <w:ind w:left="144"/>
+            </w:pPr>
+            <w:r>
+              <w:rPr>
+                <w:rFonts w:ascii="Courier New" w:cs="Courier New" w:eastAsia="Courier New" w:hAnsi="Courier New"/>
+                <w:color w:val="1F2937"/>
+                <w:sz w:val="18"/>
+                <w:szCs w:val="18"/>
+              </w:rPr>
+              <w:t xml:space="preserve">  const prototypeValueSetter = Object.getOwnPropertyDescriptor(prototype, "value")?.set;</w:t>
+            </w:r>
+          </w:p>
+        </w:tc>
+      </w:tr>
+      <w:tr>
+        <w:tc>
+          <w:tcPr>
+            <w:shd w:fill="F3F4F6" w:val="solid"/>
+            <w:tcMar>
+              <w:left w:type="dxa" w:w="144"/>
+              <w:right w:type="dxa" w:w="144"/>
+            </w:tcMar>
+          </w:tcPr>
+          <w:p>
+            <w:pPr>
+              <w:spacing w:after="40" w:before="40"/>
+              <w:ind w:left="144"/>
+            </w:pPr>
+            <w:r>
+              <w:rPr>
+                <w:rFonts w:ascii="Courier New" w:cs="Courier New" w:eastAsia="Courier New" w:hAnsi="Courier New"/>
+                <w:color w:val="1F2937"/>
+                <w:sz w:val="18"/>
+                <w:szCs w:val="18"/>
+              </w:rPr>
+              <w:t xml:space="preserve">  if (prototypeValueSetter) {</w:t>
+            </w:r>
+          </w:p>
+        </w:tc>
+      </w:tr>
+      <w:tr>
+        <w:tc>
+          <w:tcPr>
+            <w:shd w:fill="F3F4F6" w:val="solid"/>
+            <w:tcMar>
+              <w:left w:type="dxa" w:w="144"/>
+              <w:right w:type="dxa" w:w="144"/>
+            </w:tcMar>
+          </w:tcPr>
+          <w:p>
+            <w:pPr>
+              <w:spacing w:after="40" w:before="40"/>
+              <w:ind w:left="144"/>
+            </w:pPr>
+            <w:r>
+              <w:rPr>
+                <w:rFonts w:ascii="Courier New" w:cs="Courier New" w:eastAsia="Courier New" w:hAnsi="Courier New"/>
+                <w:color w:val="1F2937"/>
+                <w:sz w:val="18"/>
+                <w:szCs w:val="18"/>
+              </w:rPr>
+              <w:t xml:space="preserve">    prototypeValueSetter.call(element, value);</w:t>
+            </w:r>
+          </w:p>
+        </w:tc>
+      </w:tr>
+      <w:tr>
+        <w:tc>
+          <w:tcPr>
+            <w:shd w:fill="F3F4F6" w:val="solid"/>
+            <w:tcMar>
+              <w:left w:type="dxa" w:w="144"/>
+              <w:right w:type="dxa" w:w="144"/>
+            </w:tcMar>
+          </w:tcPr>
+          <w:p>
+            <w:pPr>
+              <w:spacing w:after="40" w:before="40"/>
+              <w:ind w:left="144"/>
+            </w:pPr>
+            <w:r>
+              <w:rPr>
+                <w:rFonts w:ascii="Courier New" w:cs="Courier New" w:eastAsia="Courier New" w:hAnsi="Courier New"/>
+                <w:color w:val="1F2937"/>
+                <w:sz w:val="18"/>
+                <w:szCs w:val="18"/>
+              </w:rPr>
+              <w:t xml:space="preserve">  } else {</w:t>
+            </w:r>
+          </w:p>
+        </w:tc>
+      </w:tr>
+      <w:tr>
+        <w:tc>
+          <w:tcPr>
+            <w:shd w:fill="F3F4F6" w:val="solid"/>
+            <w:tcMar>
+              <w:left w:type="dxa" w:w="144"/>
+              <w:right w:type="dxa" w:w="144"/>
+            </w:tcMar>
+          </w:tcPr>
+          <w:p>
+            <w:pPr>
+              <w:spacing w:after="40" w:before="40"/>
+              <w:ind w:left="144"/>
+            </w:pPr>
+            <w:r>
+              <w:rPr>
+                <w:rFonts w:ascii="Courier New" w:cs="Courier New" w:eastAsia="Courier New" w:hAnsi="Courier New"/>
+                <w:color w:val="1F2937"/>
+                <w:sz w:val="18"/>
+                <w:szCs w:val="18"/>
+              </w:rPr>
+              <w:t xml:space="preserve">    element.value = value;</w:t>
             </w:r>
           </w:p>
         </w:tc>
@@ -1118,7 +1282,565 @@
                 <w:sz w:val="18"/>
                 <w:szCs w:val="18"/>
               </w:rPr>
-              <w:t xml:space="preserve">  return bestMatch?.el ?? null;</w:t>
+              <w:t xml:space="preserve">  element.dispatchEvent(new Event("focus", { bubbles: true, composed: true }));</w:t>
+            </w:r>
+          </w:p>
+        </w:tc>
+      </w:tr>
+      <w:tr>
+        <w:tc>
+          <w:tcPr>
+            <w:shd w:fill="F3F4F6" w:val="solid"/>
+            <w:tcMar>
+              <w:left w:type="dxa" w:w="144"/>
+              <w:right w:type="dxa" w:w="144"/>
+            </w:tcMar>
+          </w:tcPr>
+          <w:p>
+            <w:pPr>
+              <w:spacing w:after="40" w:before="40"/>
+              <w:ind w:left="144"/>
+            </w:pPr>
+            <w:r>
+              <w:rPr>
+                <w:rFonts w:ascii="Courier New" w:cs="Courier New" w:eastAsia="Courier New" w:hAnsi="Courier New"/>
+                <w:color w:val="1F2937"/>
+                <w:sz w:val="18"/>
+                <w:szCs w:val="18"/>
+              </w:rPr>
+              <w:t xml:space="preserve">  element.dispatchEvent(new Event("input", { bubbles: true, composed: true }));</w:t>
+            </w:r>
+          </w:p>
+        </w:tc>
+      </w:tr>
+      <w:tr>
+        <w:tc>
+          <w:tcPr>
+            <w:shd w:fill="F3F4F6" w:val="solid"/>
+            <w:tcMar>
+              <w:left w:type="dxa" w:w="144"/>
+              <w:right w:type="dxa" w:w="144"/>
+            </w:tcMar>
+          </w:tcPr>
+          <w:p>
+            <w:pPr>
+              <w:spacing w:after="40" w:before="40"/>
+              <w:ind w:left="144"/>
+            </w:pPr>
+            <w:r>
+              <w:rPr>
+                <w:rFonts w:ascii="Courier New" w:cs="Courier New" w:eastAsia="Courier New" w:hAnsi="Courier New"/>
+                <w:color w:val="1F2937"/>
+                <w:sz w:val="18"/>
+                <w:szCs w:val="18"/>
+              </w:rPr>
+              <w:t xml:space="preserve">  element.dispatchEvent(new Event("change", { bubbles: true, composed: true }));</w:t>
+            </w:r>
+          </w:p>
+        </w:tc>
+      </w:tr>
+      <w:tr>
+        <w:tc>
+          <w:tcPr>
+            <w:shd w:fill="F3F4F6" w:val="solid"/>
+            <w:tcMar>
+              <w:left w:type="dxa" w:w="144"/>
+              <w:right w:type="dxa" w:w="144"/>
+            </w:tcMar>
+          </w:tcPr>
+          <w:p>
+            <w:pPr>
+              <w:spacing w:after="40" w:before="40"/>
+              <w:ind w:left="144"/>
+            </w:pPr>
+            <w:r>
+              <w:rPr>
+                <w:rFonts w:ascii="Courier New" w:cs="Courier New" w:eastAsia="Courier New" w:hAnsi="Courier New"/>
+                <w:color w:val="1F2937"/>
+                <w:sz w:val="18"/>
+                <w:szCs w:val="18"/>
+              </w:rPr>
+              <w:t xml:space="preserve">  element.dispatchEvent(new Event("blur", { bubbles: true, composed: true }));</w:t>
+            </w:r>
+          </w:p>
+        </w:tc>
+      </w:tr>
+      <w:tr>
+        <w:tc>
+          <w:tcPr>
+            <w:shd w:fill="F3F4F6" w:val="solid"/>
+            <w:tcMar>
+              <w:left w:type="dxa" w:w="144"/>
+              <w:right w:type="dxa" w:w="144"/>
+            </w:tcMar>
+          </w:tcPr>
+          <w:p>
+            <w:pPr>
+              <w:spacing w:after="40" w:before="40"/>
+              <w:ind w:left="144"/>
+            </w:pPr>
+            <w:r>
+              <w:rPr>
+                <w:rFonts w:ascii="Courier New" w:cs="Courier New" w:eastAsia="Courier New" w:hAnsi="Courier New"/>
+                <w:color w:val="1F2937"/>
+                <w:sz w:val="18"/>
+                <w:szCs w:val="18"/>
+              </w:rPr>
+              <w:t xml:space="preserve">}</w:t>
+            </w:r>
+          </w:p>
+        </w:tc>
+      </w:tr>
+    </w:tbl>
+    <w:p>
+      <w:pPr>
+        <w:spacing w:after="60" w:before="60"/>
+        <w:jc w:val="left"/>
+      </w:pPr>
+    </w:p>
+    <w:p>
+      <w:pPr>
+        <w:pStyle w:val="Heading3"/>
+        <w:spacing w:after="80" w:before="200"/>
+      </w:pPr>
+      <w:r>
+        <w:rPr>
+          <w:b/>
+          <w:bCs/>
+          <w:color w:val="7C3AED"/>
+          <w:sz w:val="24"/>
+          <w:szCs w:val="24"/>
+        </w:rPr>
+        <w:t xml:space="preserve">Local SQLite Isolation (packages/bridge/src/agent/storage.ts)</w:t>
+      </w:r>
+    </w:p>
+    <w:tbl>
+      <w:tblPr>
+        <w:tblW w:type="pct" w:w="100%"/>
+        <w:tblBorders>
+          <w:top w:val="single" w:color="E5E7EB" w:sz="4"/>
+          <w:left w:val="single" w:color="E5E7EB" w:sz="4"/>
+          <w:bottom w:val="single" w:color="E5E7EB" w:sz="4"/>
+          <w:right w:val="single" w:color="E5E7EB" w:sz="4"/>
+          <w:insideH w:val="single" w:color="auto" w:sz="4"/>
+          <w:insideV w:val="single" w:color="auto" w:sz="4"/>
+        </w:tblBorders>
+      </w:tblPr>
+      <w:tblGrid>
+        <w:gridCol w:w="100"/>
+      </w:tblGrid>
+      <w:tr>
+        <w:tc>
+          <w:tcPr>
+            <w:shd w:fill="F3F4F6" w:val="solid"/>
+            <w:tcMar>
+              <w:left w:type="dxa" w:w="144"/>
+              <w:right w:type="dxa" w:w="144"/>
+            </w:tcMar>
+          </w:tcPr>
+          <w:p>
+            <w:pPr>
+              <w:spacing w:after="40" w:before="40"/>
+              <w:ind w:left="144"/>
+            </w:pPr>
+            <w:r>
+              <w:rPr>
+                <w:rFonts w:ascii="Courier New" w:cs="Courier New" w:eastAsia="Courier New" w:hAnsi="Courier New"/>
+                <w:color w:val="1F2937"/>
+                <w:sz w:val="18"/>
+                <w:szCs w:val="18"/>
+              </w:rPr>
+              <w:t xml:space="preserve">const DEFAULT_DATA_DIR = path.join(os.homedir(), ".nexusai-agent");</w:t>
+            </w:r>
+          </w:p>
+        </w:tc>
+      </w:tr>
+      <w:tr>
+        <w:tc>
+          <w:tcPr>
+            <w:shd w:fill="F3F4F6" w:val="solid"/>
+            <w:tcMar>
+              <w:left w:type="dxa" w:w="144"/>
+              <w:right w:type="dxa" w:w="144"/>
+            </w:tcMar>
+          </w:tcPr>
+          <w:p>
+            <w:pPr>
+              <w:spacing w:after="40" w:before="40"/>
+              <w:ind w:left="144"/>
+            </w:pPr>
+            <w:r>
+              <w:rPr>
+                <w:rFonts w:ascii="Courier New" w:cs="Courier New" w:eastAsia="Courier New" w:hAnsi="Courier New"/>
+                <w:color w:val="1F2937"/>
+                <w:sz w:val="18"/>
+                <w:szCs w:val="18"/>
+              </w:rPr>
+              <w:t xml:space="preserve"/>
+            </w:r>
+          </w:p>
+        </w:tc>
+      </w:tr>
+      <w:tr>
+        <w:tc>
+          <w:tcPr>
+            <w:shd w:fill="F3F4F6" w:val="solid"/>
+            <w:tcMar>
+              <w:left w:type="dxa" w:w="144"/>
+              <w:right w:type="dxa" w:w="144"/>
+            </w:tcMar>
+          </w:tcPr>
+          <w:p>
+            <w:pPr>
+              <w:spacing w:after="40" w:before="40"/>
+              <w:ind w:left="144"/>
+            </w:pPr>
+            <w:r>
+              <w:rPr>
+                <w:rFonts w:ascii="Courier New" w:cs="Courier New" w:eastAsia="Courier New" w:hAnsi="Courier New"/>
+                <w:color w:val="1F2937"/>
+                <w:sz w:val="18"/>
+                <w:szCs w:val="18"/>
+              </w:rPr>
+              <w:t xml:space="preserve">export function getAgentDataDir(): string {</w:t>
+            </w:r>
+          </w:p>
+        </w:tc>
+      </w:tr>
+      <w:tr>
+        <w:tc>
+          <w:tcPr>
+            <w:shd w:fill="F3F4F6" w:val="solid"/>
+            <w:tcMar>
+              <w:left w:type="dxa" w:w="144"/>
+              <w:right w:type="dxa" w:w="144"/>
+            </w:tcMar>
+          </w:tcPr>
+          <w:p>
+            <w:pPr>
+              <w:spacing w:after="40" w:before="40"/>
+              <w:ind w:left="144"/>
+            </w:pPr>
+            <w:r>
+              <w:rPr>
+                <w:rFonts w:ascii="Courier New" w:cs="Courier New" w:eastAsia="Courier New" w:hAnsi="Courier New"/>
+                <w:color w:val="1F2937"/>
+                <w:sz w:val="18"/>
+                <w:szCs w:val="18"/>
+              </w:rPr>
+              <w:t xml:space="preserve">  const raw = process.env.NEXUSAI_AGENT_DATA_DIR || process.env.CHROME_MCP_AGENT_DATA_DIR;</w:t>
+            </w:r>
+          </w:p>
+        </w:tc>
+      </w:tr>
+      <w:tr>
+        <w:tc>
+          <w:tcPr>
+            <w:shd w:fill="F3F4F6" w:val="solid"/>
+            <w:tcMar>
+              <w:left w:type="dxa" w:w="144"/>
+              <w:right w:type="dxa" w:w="144"/>
+            </w:tcMar>
+          </w:tcPr>
+          <w:p>
+            <w:pPr>
+              <w:spacing w:after="40" w:before="40"/>
+              <w:ind w:left="144"/>
+            </w:pPr>
+            <w:r>
+              <w:rPr>
+                <w:rFonts w:ascii="Courier New" w:cs="Courier New" w:eastAsia="Courier New" w:hAnsi="Courier New"/>
+                <w:color w:val="1F2937"/>
+                <w:sz w:val="18"/>
+                <w:szCs w:val="18"/>
+              </w:rPr>
+              <w:t xml:space="preserve">  if (raw &amp;&amp; raw.trim()) return path.resolve(raw.trim());</w:t>
+            </w:r>
+          </w:p>
+        </w:tc>
+      </w:tr>
+      <w:tr>
+        <w:tc>
+          <w:tcPr>
+            <w:shd w:fill="F3F4F6" w:val="solid"/>
+            <w:tcMar>
+              <w:left w:type="dxa" w:w="144"/>
+              <w:right w:type="dxa" w:w="144"/>
+            </w:tcMar>
+          </w:tcPr>
+          <w:p>
+            <w:pPr>
+              <w:spacing w:after="40" w:before="40"/>
+              <w:ind w:left="144"/>
+            </w:pPr>
+            <w:r>
+              <w:rPr>
+                <w:rFonts w:ascii="Courier New" w:cs="Courier New" w:eastAsia="Courier New" w:hAnsi="Courier New"/>
+                <w:color w:val="1F2937"/>
+                <w:sz w:val="18"/>
+                <w:szCs w:val="18"/>
+              </w:rPr>
+              <w:t xml:space="preserve">  return DEFAULT_DATA_DIR;</w:t>
+            </w:r>
+          </w:p>
+        </w:tc>
+      </w:tr>
+      <w:tr>
+        <w:tc>
+          <w:tcPr>
+            <w:shd w:fill="F3F4F6" w:val="solid"/>
+            <w:tcMar>
+              <w:left w:type="dxa" w:w="144"/>
+              <w:right w:type="dxa" w:w="144"/>
+            </w:tcMar>
+          </w:tcPr>
+          <w:p>
+            <w:pPr>
+              <w:spacing w:after="40" w:before="40"/>
+              <w:ind w:left="144"/>
+            </w:pPr>
+            <w:r>
+              <w:rPr>
+                <w:rFonts w:ascii="Courier New" w:cs="Courier New" w:eastAsia="Courier New" w:hAnsi="Courier New"/>
+                <w:color w:val="1F2937"/>
+                <w:sz w:val="18"/>
+                <w:szCs w:val="18"/>
+              </w:rPr>
+              <w:t xml:space="preserve">}</w:t>
+            </w:r>
+          </w:p>
+        </w:tc>
+      </w:tr>
+      <w:tr>
+        <w:tc>
+          <w:tcPr>
+            <w:shd w:fill="F3F4F6" w:val="solid"/>
+            <w:tcMar>
+              <w:left w:type="dxa" w:w="144"/>
+              <w:right w:type="dxa" w:w="144"/>
+            </w:tcMar>
+          </w:tcPr>
+          <w:p>
+            <w:pPr>
+              <w:spacing w:after="40" w:before="40"/>
+              <w:ind w:left="144"/>
+            </w:pPr>
+            <w:r>
+              <w:rPr>
+                <w:rFonts w:ascii="Courier New" w:cs="Courier New" w:eastAsia="Courier New" w:hAnsi="Courier New"/>
+                <w:color w:val="1F2937"/>
+                <w:sz w:val="18"/>
+                <w:szCs w:val="18"/>
+              </w:rPr>
+              <w:t xml:space="preserve"/>
+            </w:r>
+          </w:p>
+        </w:tc>
+      </w:tr>
+      <w:tr>
+        <w:tc>
+          <w:tcPr>
+            <w:shd w:fill="F3F4F6" w:val="solid"/>
+            <w:tcMar>
+              <w:left w:type="dxa" w:w="144"/>
+              <w:right w:type="dxa" w:w="144"/>
+            </w:tcMar>
+          </w:tcPr>
+          <w:p>
+            <w:pPr>
+              <w:spacing w:after="40" w:before="40"/>
+              <w:ind w:left="144"/>
+            </w:pPr>
+            <w:r>
+              <w:rPr>
+                <w:rFonts w:ascii="Courier New" w:cs="Courier New" w:eastAsia="Courier New" w:hAnsi="Courier New"/>
+                <w:color w:val="1F2937"/>
+                <w:sz w:val="18"/>
+                <w:szCs w:val="18"/>
+              </w:rPr>
+              <w:t xml:space="preserve">export function getDatabasePath(): string {</w:t>
+            </w:r>
+          </w:p>
+        </w:tc>
+      </w:tr>
+      <w:tr>
+        <w:tc>
+          <w:tcPr>
+            <w:shd w:fill="F3F4F6" w:val="solid"/>
+            <w:tcMar>
+              <w:left w:type="dxa" w:w="144"/>
+              <w:right w:type="dxa" w:w="144"/>
+            </w:tcMar>
+          </w:tcPr>
+          <w:p>
+            <w:pPr>
+              <w:spacing w:after="40" w:before="40"/>
+              <w:ind w:left="144"/>
+            </w:pPr>
+            <w:r>
+              <w:rPr>
+                <w:rFonts w:ascii="Courier New" w:cs="Courier New" w:eastAsia="Courier New" w:hAnsi="Courier New"/>
+                <w:color w:val="1F2937"/>
+                <w:sz w:val="18"/>
+                <w:szCs w:val="18"/>
+              </w:rPr>
+              <w:t xml:space="preserve">  const raw = process.env.NEXUSAI_AGENT_DB_FILE || process.env.CHROME_MCP_AGENT_DB_FILE;</w:t>
+            </w:r>
+          </w:p>
+        </w:tc>
+      </w:tr>
+      <w:tr>
+        <w:tc>
+          <w:tcPr>
+            <w:shd w:fill="F3F4F6" w:val="solid"/>
+            <w:tcMar>
+              <w:left w:type="dxa" w:w="144"/>
+              <w:right w:type="dxa" w:w="144"/>
+            </w:tcMar>
+          </w:tcPr>
+          <w:p>
+            <w:pPr>
+              <w:spacing w:after="40" w:before="40"/>
+              <w:ind w:left="144"/>
+            </w:pPr>
+            <w:r>
+              <w:rPr>
+                <w:rFonts w:ascii="Courier New" w:cs="Courier New" w:eastAsia="Courier New" w:hAnsi="Courier New"/>
+                <w:color w:val="1F2937"/>
+                <w:sz w:val="18"/>
+                <w:szCs w:val="18"/>
+              </w:rPr>
+              <w:t xml:space="preserve">  if (raw &amp;&amp; raw.trim()) return path.resolve(raw.trim());</w:t>
+            </w:r>
+          </w:p>
+        </w:tc>
+      </w:tr>
+      <w:tr>
+        <w:tc>
+          <w:tcPr>
+            <w:shd w:fill="F3F4F6" w:val="solid"/>
+            <w:tcMar>
+              <w:left w:type="dxa" w:w="144"/>
+              <w:right w:type="dxa" w:w="144"/>
+            </w:tcMar>
+          </w:tcPr>
+          <w:p>
+            <w:pPr>
+              <w:spacing w:after="40" w:before="40"/>
+              <w:ind w:left="144"/>
+            </w:pPr>
+            <w:r>
+              <w:rPr>
+                <w:rFonts w:ascii="Courier New" w:cs="Courier New" w:eastAsia="Courier New" w:hAnsi="Courier New"/>
+                <w:color w:val="1F2937"/>
+                <w:sz w:val="18"/>
+                <w:szCs w:val="18"/>
+              </w:rPr>
+              <w:t xml:space="preserve">  return path.join(getAgentDataDir(), "agent.db");</w:t>
+            </w:r>
+          </w:p>
+        </w:tc>
+      </w:tr>
+      <w:tr>
+        <w:tc>
+          <w:tcPr>
+            <w:shd w:fill="F3F4F6" w:val="solid"/>
+            <w:tcMar>
+              <w:left w:type="dxa" w:w="144"/>
+              <w:right w:type="dxa" w:w="144"/>
+            </w:tcMar>
+          </w:tcPr>
+          <w:p>
+            <w:pPr>
+              <w:spacing w:after="40" w:before="40"/>
+              <w:ind w:left="144"/>
+            </w:pPr>
+            <w:r>
+              <w:rPr>
+                <w:rFonts w:ascii="Courier New" w:cs="Courier New" w:eastAsia="Courier New" w:hAnsi="Courier New"/>
+                <w:color w:val="1F2937"/>
+                <w:sz w:val="18"/>
+                <w:szCs w:val="18"/>
+              </w:rPr>
+              <w:t xml:space="preserve">}</w:t>
+            </w:r>
+          </w:p>
+        </w:tc>
+      </w:tr>
+      <w:tr>
+        <w:tc>
+          <w:tcPr>
+            <w:shd w:fill="F3F4F6" w:val="solid"/>
+            <w:tcMar>
+              <w:left w:type="dxa" w:w="144"/>
+              <w:right w:type="dxa" w:w="144"/>
+            </w:tcMar>
+          </w:tcPr>
+          <w:p>
+            <w:pPr>
+              <w:spacing w:after="40" w:before="40"/>
+              <w:ind w:left="144"/>
+            </w:pPr>
+            <w:r>
+              <w:rPr>
+                <w:rFonts w:ascii="Courier New" w:cs="Courier New" w:eastAsia="Courier New" w:hAnsi="Courier New"/>
+                <w:color w:val="1F2937"/>
+                <w:sz w:val="18"/>
+                <w:szCs w:val="18"/>
+              </w:rPr>
+              <w:t xml:space="preserve"/>
+            </w:r>
+          </w:p>
+        </w:tc>
+      </w:tr>
+      <w:tr>
+        <w:tc>
+          <w:tcPr>
+            <w:shd w:fill="F3F4F6" w:val="solid"/>
+            <w:tcMar>
+              <w:left w:type="dxa" w:w="144"/>
+              <w:right w:type="dxa" w:w="144"/>
+            </w:tcMar>
+          </w:tcPr>
+          <w:p>
+            <w:pPr>
+              <w:spacing w:after="40" w:before="40"/>
+              <w:ind w:left="144"/>
+            </w:pPr>
+            <w:r>
+              <w:rPr>
+                <w:rFonts w:ascii="Courier New" w:cs="Courier New" w:eastAsia="Courier New" w:hAnsi="Courier New"/>
+                <w:color w:val="1F2937"/>
+                <w:sz w:val="18"/>
+                <w:szCs w:val="18"/>
+              </w:rPr>
+              <w:t xml:space="preserve">export function getDefaultWorkspaceDir(): string {</w:t>
+            </w:r>
+          </w:p>
+        </w:tc>
+      </w:tr>
+      <w:tr>
+        <w:tc>
+          <w:tcPr>
+            <w:shd w:fill="F3F4F6" w:val="solid"/>
+            <w:tcMar>
+              <w:left w:type="dxa" w:w="144"/>
+              <w:right w:type="dxa" w:w="144"/>
+            </w:tcMar>
+          </w:tcPr>
+          <w:p>
+            <w:pPr>
+              <w:spacing w:after="40" w:before="40"/>
+              <w:ind w:left="144"/>
+            </w:pPr>
+            <w:r>
+              <w:rPr>
+                <w:rFonts w:ascii="Courier New" w:cs="Courier New" w:eastAsia="Courier New" w:hAnsi="Courier New"/>
+                <w:color w:val="1F2937"/>
+                <w:sz w:val="18"/>
+                <w:szCs w:val="18"/>
+              </w:rPr>
+              <w:t xml:space="preserve">  return path.join(getAgentDataDir(), "workspaces");</w:t>
             </w:r>
           </w:p>
         </w:tc>
@@ -1189,7 +1911,7 @@
           <w:sz w:val="22"/>
           <w:szCs w:val="22"/>
         </w:rPr>
-        <w:t xml:space="preserve">► Heuristic quiz detection over fixed selectors: </w:t>
+        <w:t xml:space="preserve">► On-device Resume Vault over server sync: </w:t>
       </w:r>
       <w:r>
         <w:rPr>
@@ -1197,7 +1919,7 @@
           <w:sz w:val="22"/>
           <w:szCs w:val="22"/>
         </w:rPr>
-        <w:t xml:space="preserve">websites use wildly different DOM structures for quizzes; heuristic scoring is more robust than assuming specific class names</w:t>
+        <w:t xml:space="preserve">Ensures applicant credentials, addresses, and phone numbers remain strictly local and private</w:t>
       </w:r>
     </w:p>
     <w:p>
@@ -1217,7 +1939,7 @@
           <w:sz w:val="22"/>
           <w:szCs w:val="22"/>
         </w:rPr>
-        <w:t xml:space="preserve">► Levenshtein similarity for label matching: </w:t>
+        <w:t xml:space="preserve">► Prototype descriptor setter over direct assignment: </w:t>
       </w:r>
       <w:r>
         <w:rPr>
@@ -1225,7 +1947,7 @@
           <w:sz w:val="22"/>
           <w:szCs w:val="22"/>
         </w:rPr>
-        <w:t xml:space="preserve">handles real-world label variations ("First Name" vs "firstname" vs "Your first name") without requiring exact matches</w:t>
+        <w:t xml:space="preserve">Bypasses React and Vue virtual DOM change traps so form validation passes immediately</w:t>
       </w:r>
     </w:p>
     <w:p>
@@ -1245,7 +1967,7 @@
           <w:sz w:val="22"/>
           <w:szCs w:val="22"/>
         </w:rPr>
-        <w:t xml:space="preserve">► Native setter for React compat: </w:t>
+        <w:t xml:space="preserve">► Contextual question synthesis over static templates: </w:t>
       </w:r>
       <w:r>
         <w:rPr>
@@ -1253,7 +1975,35 @@
           <w:sz w:val="22"/>
           <w:szCs w:val="22"/>
         </w:rPr>
-        <w:t xml:space="preserve">React's synthetic event system wraps native DOM events; direct .value = assignment alone does not trigger React re-render without the native setter trick</w:t>
+        <w:t xml:space="preserve">Dynamically fuses the applicant actual career history with the detected company mission</w:t>
+      </w:r>
+    </w:p>
+    <w:p>
+      <w:pPr>
+        <w:pStyle w:val="ListParagraph"/>
+        <w:numPr>
+          <w:ilvl w:val="0"/>
+          <w:numId w:val="1"/>
+        </w:numPr>
+        <w:spacing w:after="80" w:before="80"/>
+      </w:pPr>
+      <w:r>
+        <w:rPr>
+          <w:b/>
+          <w:bCs/>
+          <w:color w:val="4F46E5"/>
+          <w:sz w:val="22"/>
+          <w:szCs w:val="22"/>
+        </w:rPr>
+        <w:t xml:space="preserve">► Zero-cloud local SQLite storage: </w:t>
+      </w:r>
+      <w:r>
+        <w:rPr>
+          <w:color w:val="1F2937"/>
+          <w:sz w:val="22"/>
+          <w:szCs w:val="22"/>
+        </w:rPr>
+        <w:t xml:space="preserve">Isolates projects, sessions, and messages into ~/.nexusai-agent/agent.db without external cloud telemetry</w:t>
       </w:r>
     </w:p>
     <w:sectPr>
